--- a/docs/game-ai-book.zh.docx
+++ b/docs/game-ai-book.zh.docx
@@ -608,6 +608,29 @@
           <w:rFonts w:eastAsia="Microsoft YaHei"/>
         </w:rPr>
         <w:t>延伸阅读</w:t>
+      </w:r>
+    </w:p>
+    <w:p>
+      <w:pPr>
+        <w:spacing w:after="120"/>
+      </w:pPr>
+      <w:r>
+        <w:rPr>
+          <w:rFonts w:eastAsia="Microsoft YaHei"/>
+          <w:b/>
+        </w:rPr>
+        <w:t>附录</w:t>
+      </w:r>
+    </w:p>
+    <w:p>
+      <w:pPr>
+        <w:pStyle w:val="ListBullet"/>
+      </w:pPr>
+      <w:r>
+        <w:rPr>
+          <w:rFonts w:eastAsia="Microsoft YaHei"/>
+        </w:rPr>
+        <w:t>A. 在引擎里训练 AI——Unity ML-Agents 与 Unreal Learning Agents</w:t>
       </w:r>
     </w:p>
     <w:p>
@@ -11971,14 +11994,1093 @@
     </w:p>
     <w:p>
       <w:pPr>
+        <w:pStyle w:val="Heading1"/>
+        <w:pageBreakBefore/>
+      </w:pPr>
+      <w:r>
+        <w:rPr>
+          <w:rFonts w:eastAsia="Microsoft YaHei"/>
+        </w:rPr>
+        <w:t>附录 A——在引擎里训练 AI（Unity ML-Agents 与 Unreal Learning Agents）</w:t>
+      </w:r>
+    </w:p>
+    <w:p>
+      <w:pPr>
         <w:spacing w:after="120"/>
       </w:pPr>
       <w:r>
         <w:rPr>
           <w:rFonts w:eastAsia="Microsoft YaHei"/>
+        </w:rPr>
+        <w:t xml:space="preserve">第四部分的学习式技术——尤其是强化学习——引出一个显然的问题：示例用 Python 训练，但游戏用 </w:t>
+      </w:r>
+      <w:r>
+        <w:rPr>
+          <w:rFonts w:eastAsia="Microsoft YaHei"/>
+          <w:b/>
+        </w:rPr>
+        <w:t>C#</w:t>
+      </w:r>
+      <w:r>
+        <w:rPr>
+          <w:rFonts w:eastAsia="Microsoft YaHei"/>
+        </w:rPr>
+        <w:t xml:space="preserve">（Unity）或 </w:t>
+      </w:r>
+      <w:r>
+        <w:rPr>
+          <w:rFonts w:eastAsia="Microsoft YaHei"/>
+          <w:b/>
+        </w:rPr>
+        <w:t>C++</w:t>
+      </w:r>
+      <w:r>
+        <w:rPr>
+          <w:rFonts w:eastAsia="Microsoft YaHei"/>
+        </w:rPr>
+        <w:t>（Unreal）发布。一个模型是如何</w:t>
+      </w:r>
+      <w:r>
+        <w:rPr>
+          <w:rFonts w:eastAsia="Microsoft YaHei"/>
           <w:i/>
         </w:rPr>
-        <w:t>全书完。所引用的全部代码位于 [`../samples`](../samples)；简明双语指南在[这里（英文）](game-ai-guide.en.md)与[这里（中文）](game-ai-guide.zh.md)。作为 [GameAI](../README.md) 仓库的教学配套而作。</w:t>
+        <w:t>用一款游戏</w:t>
+      </w:r>
+      <w:r>
+        <w:rPr>
+          <w:rFonts w:eastAsia="Microsoft YaHei"/>
+        </w:rPr>
+        <w:t>来训练、再</w:t>
+      </w:r>
+      <w:r>
+        <w:rPr>
+          <w:rFonts w:eastAsia="Microsoft YaHei"/>
+          <w:i/>
+        </w:rPr>
+        <w:t>在其中</w:t>
+      </w:r>
+      <w:r>
+        <w:rPr>
+          <w:rFonts w:eastAsia="Microsoft YaHei"/>
+        </w:rPr>
+        <w:t xml:space="preserve">运行的？本附录回答这个问题，参考代码位于 </w:t>
+      </w:r>
+      <w:r>
+        <w:rPr>
+          <w:rFonts w:eastAsia="Microsoft YaHei"/>
+          <w:color w:val="2B5C8A"/>
+          <w:u w:val="single"/>
+        </w:rPr>
+        <w:t>`../engine-integration`</w:t>
+      </w:r>
+      <w:r>
+        <w:rPr>
+          <w:rFonts w:eastAsia="Microsoft YaHei"/>
+        </w:rPr>
+        <w:t>。</w:t>
+      </w:r>
+    </w:p>
+    <w:p>
+      <w:pPr>
+        <w:pStyle w:val="Heading3"/>
+      </w:pPr>
+      <w:r>
+        <w:rPr>
+          <w:rFonts w:eastAsia="Microsoft YaHei"/>
+        </w:rPr>
+        <w:t>游戏即环境</w:t>
+      </w:r>
+    </w:p>
+    <w:p>
+      <w:pPr>
+        <w:spacing w:after="120"/>
+      </w:pPr>
+      <w:r>
+        <w:rPr>
+          <w:rFonts w:eastAsia="Microsoft YaHei"/>
+        </w:rPr>
+        <w:t>训练一个智能体，是</w:t>
+      </w:r>
+      <w:r>
+        <w:rPr>
+          <w:rFonts w:eastAsia="Microsoft YaHei"/>
+          <w:b/>
+        </w:rPr>
+        <w:t>智能体</w:t>
+      </w:r>
+      <w:r>
+        <w:rPr>
+          <w:rFonts w:eastAsia="Microsoft YaHei"/>
+        </w:rPr>
+        <w:t>与</w:t>
+      </w:r>
+      <w:r>
+        <w:rPr>
+          <w:rFonts w:eastAsia="Microsoft YaHei"/>
+          <w:b/>
+        </w:rPr>
+        <w:t>环境</w:t>
+      </w:r>
+      <w:r>
+        <w:rPr>
+          <w:rFonts w:eastAsia="Microsoft YaHei"/>
+        </w:rPr>
+        <w:t>之间的一个循环——而在游戏里，</w:t>
+      </w:r>
+      <w:r>
+        <w:rPr>
+          <w:rFonts w:eastAsia="Microsoft YaHei"/>
+          <w:i/>
+        </w:rPr>
+        <w:t>游戏就是环境</w:t>
+      </w:r>
+      <w:r>
+        <w:rPr>
+          <w:rFonts w:eastAsia="Microsoft YaHei"/>
+        </w:rPr>
+        <w:t>。你必须定义四件事——</w:t>
+      </w:r>
+      <w:r>
+        <w:rPr>
+          <w:rFonts w:eastAsia="Microsoft YaHei"/>
+          <w:b/>
+        </w:rPr>
+        <w:t>智能体契约</w:t>
+      </w:r>
+      <w:r>
+        <w:rPr>
+          <w:rFonts w:eastAsia="Microsoft YaHei"/>
+        </w:rPr>
+        <w:t>——它们在每个框架里都一样：</w:t>
+      </w:r>
+    </w:p>
+    <w:p>
+      <w:pPr>
+        <w:pStyle w:val="ListBullet"/>
+      </w:pPr>
+      <w:r>
+        <w:rPr>
+          <w:rFonts w:eastAsia="Microsoft YaHei"/>
+          <w:b/>
+        </w:rPr>
+        <w:t>观测（Observations）</w:t>
+      </w:r>
+      <w:r>
+        <w:rPr>
+          <w:rFonts w:eastAsia="Microsoft YaHei"/>
+        </w:rPr>
+        <w:t>——智能体感知什么（一个状态向量：我的位置、目标、我的速度……）。只放公平、可观测的信息。</w:t>
+      </w:r>
+    </w:p>
+    <w:p>
+      <w:pPr>
+        <w:pStyle w:val="ListBullet"/>
+      </w:pPr>
+      <w:r>
+        <w:rPr>
+          <w:rFonts w:eastAsia="Microsoft YaHei"/>
+          <w:b/>
+        </w:rPr>
+        <w:t>动作（Actions）</w:t>
+      </w:r>
+      <w:r>
+        <w:rPr>
+          <w:rFonts w:eastAsia="Microsoft YaHei"/>
+        </w:rPr>
+        <w:t>——它能做什么（如一个二维移动力；离散的按键）。</w:t>
+      </w:r>
+    </w:p>
+    <w:p>
+      <w:pPr>
+        <w:pStyle w:val="ListBullet"/>
+      </w:pPr>
+      <w:r>
+        <w:rPr>
+          <w:rFonts w:eastAsia="Microsoft YaHei"/>
+          <w:b/>
+        </w:rPr>
+        <w:t>奖励（Reward）</w:t>
+      </w:r>
+      <w:r>
+        <w:rPr>
+          <w:rFonts w:eastAsia="Microsoft YaHei"/>
+        </w:rPr>
+        <w:t>——定义“好”的标量（到达目标 +1，微小的时间惩罚，掉下去为 0）。</w:t>
+      </w:r>
+    </w:p>
+    <w:p>
+      <w:pPr>
+        <w:pStyle w:val="ListBullet"/>
+      </w:pPr>
+      <w:r>
+        <w:rPr>
+          <w:rFonts w:eastAsia="Microsoft YaHei"/>
+          <w:b/>
+        </w:rPr>
+        <w:t>重置（Reset）</w:t>
+      </w:r>
+      <w:r>
+        <w:rPr>
+          <w:rFonts w:eastAsia="Microsoft YaHei"/>
+        </w:rPr>
+        <w:t>——如何开始新回合（重新放置智能体与目标）。</w:t>
+      </w:r>
+    </w:p>
+    <w:p>
+      <w:pPr>
+        <w:spacing w:after="120"/>
+      </w:pPr>
+      <w:r>
+        <w:rPr>
+          <w:rFonts w:eastAsia="Microsoft YaHei"/>
+        </w:rPr>
+        <w:t>训练把这个循环跑上百万次；一个</w:t>
+      </w:r>
+      <w:r>
+        <w:rPr>
+          <w:rFonts w:eastAsia="Microsoft YaHei"/>
+          <w:b/>
+        </w:rPr>
+        <w:t>策略</w:t>
+      </w:r>
+      <w:r>
+        <w:rPr>
+          <w:rFonts w:eastAsia="Microsoft YaHei"/>
+        </w:rPr>
+        <w:t>（神经网络）逐渐学会选择最大化奖励的动作。然后你</w:t>
+      </w:r>
+      <w:r>
+        <w:rPr>
+          <w:rFonts w:eastAsia="Microsoft YaHei"/>
+          <w:b/>
+        </w:rPr>
+        <w:t>冻结</w:t>
+      </w:r>
+      <w:r>
+        <w:rPr>
+          <w:rFonts w:eastAsia="Microsoft YaHei"/>
+        </w:rPr>
+        <w:t xml:space="preserve">网络，在上线游戏里每帧只运行 </w:t>
+      </w:r>
+      <w:r>
+        <w:rPr>
+          <w:rFonts w:ascii="Consolas" w:hAnsi="Consolas" w:eastAsia="Microsoft YaHei"/>
+          <w:color w:val="9B2553"/>
+          <w:sz w:val="19"/>
+        </w:rPr>
+        <w:t>观测 → 动作</w:t>
+      </w:r>
+      <w:r>
+        <w:rPr>
+          <w:rFonts w:eastAsia="Microsoft YaHei"/>
+        </w:rPr>
+        <w:t>。最后这一步——推理——只是一次快速前向传播；所有学习都发生在离线阶段。</w:t>
+      </w:r>
+    </w:p>
+    <w:p>
+      <w:pPr>
+        <w:pStyle w:val="Heading3"/>
+      </w:pPr>
+      <w:r>
+        <w:rPr>
+          <w:rFonts w:eastAsia="Microsoft YaHei"/>
+        </w:rPr>
+        <w:t>Unity——ML-Agents（Python 训练，C# 运行）</w:t>
+      </w:r>
+    </w:p>
+    <w:p>
+      <w:pPr>
+        <w:spacing w:after="120"/>
+      </w:pPr>
+      <w:r>
+        <w:rPr>
+          <w:rFonts w:eastAsia="Microsoft YaHei"/>
+        </w:rPr>
+        <w:t xml:space="preserve">Unity 的 </w:t>
+      </w:r>
+      <w:r>
+        <w:rPr>
+          <w:rFonts w:eastAsia="Microsoft YaHei"/>
+          <w:b/>
+        </w:rPr>
+        <w:t>ML-Agents 工具包</w:t>
+      </w:r>
+      <w:r>
+        <w:rPr>
+          <w:rFonts w:eastAsia="Microsoft YaHei"/>
+        </w:rPr>
+        <w:t xml:space="preserve">有两半。在游戏内你写一个 C# </w:t>
+      </w:r>
+      <w:r>
+        <w:rPr>
+          <w:rFonts w:ascii="Consolas" w:hAnsi="Consolas" w:eastAsia="Microsoft YaHei"/>
+          <w:color w:val="9B2553"/>
+          <w:sz w:val="19"/>
+        </w:rPr>
+        <w:t>Agent</w:t>
+      </w:r>
+      <w:r>
+        <w:rPr>
+          <w:rFonts w:eastAsia="Microsoft YaHei"/>
+        </w:rPr>
+        <w:t xml:space="preserve"> 子类，重写 </w:t>
+      </w:r>
+      <w:r>
+        <w:rPr>
+          <w:rFonts w:ascii="Consolas" w:hAnsi="Consolas" w:eastAsia="Microsoft YaHei"/>
+          <w:color w:val="9B2553"/>
+          <w:sz w:val="19"/>
+        </w:rPr>
+        <w:t>CollectObservations()</w:t>
+      </w:r>
+      <w:r>
+        <w:rPr>
+          <w:rFonts w:eastAsia="Microsoft YaHei"/>
+        </w:rPr>
+        <w:t>、</w:t>
+      </w:r>
+      <w:r>
+        <w:rPr>
+          <w:rFonts w:ascii="Consolas" w:hAnsi="Consolas" w:eastAsia="Microsoft YaHei"/>
+          <w:color w:val="9B2553"/>
+          <w:sz w:val="19"/>
+        </w:rPr>
+        <w:t>OnActionReceived()</w:t>
+      </w:r>
+      <w:r>
+        <w:rPr>
+          <w:rFonts w:eastAsia="Microsoft YaHei"/>
+        </w:rPr>
+        <w:t xml:space="preserve">（在这里也调用 </w:t>
+      </w:r>
+      <w:r>
+        <w:rPr>
+          <w:rFonts w:ascii="Consolas" w:hAnsi="Consolas" w:eastAsia="Microsoft YaHei"/>
+          <w:color w:val="9B2553"/>
+          <w:sz w:val="19"/>
+        </w:rPr>
+        <w:t>AddReward()</w:t>
+      </w:r>
+      <w:r>
+        <w:rPr>
+          <w:rFonts w:eastAsia="Microsoft YaHei"/>
+        </w:rPr>
+        <w:t xml:space="preserve"> / </w:t>
+      </w:r>
+      <w:r>
+        <w:rPr>
+          <w:rFonts w:ascii="Consolas" w:hAnsi="Consolas" w:eastAsia="Microsoft YaHei"/>
+          <w:color w:val="9B2553"/>
+          <w:sz w:val="19"/>
+        </w:rPr>
+        <w:t>EndEpisode()</w:t>
+      </w:r>
+      <w:r>
+        <w:rPr>
+          <w:rFonts w:eastAsia="Microsoft YaHei"/>
+        </w:rPr>
+        <w:t xml:space="preserve">）与 </w:t>
+      </w:r>
+      <w:r>
+        <w:rPr>
+          <w:rFonts w:ascii="Consolas" w:hAnsi="Consolas" w:eastAsia="Microsoft YaHei"/>
+          <w:color w:val="9B2553"/>
+          <w:sz w:val="19"/>
+        </w:rPr>
+        <w:t>OnEpisodeBegin()</w:t>
+      </w:r>
+      <w:r>
+        <w:rPr>
+          <w:rFonts w:eastAsia="Microsoft YaHei"/>
+        </w:rPr>
+        <w:t>——这</w:t>
+      </w:r>
+      <w:r>
+        <w:rPr>
+          <w:rFonts w:eastAsia="Microsoft YaHei"/>
+          <w:i/>
+        </w:rPr>
+        <w:t>就是</w:t>
+      </w:r>
+      <w:r>
+        <w:rPr>
+          <w:rFonts w:eastAsia="Microsoft YaHei"/>
+        </w:rPr>
+        <w:t>上面的智能体契约。训练由一个</w:t>
+      </w:r>
+      <w:r>
+        <w:rPr>
+          <w:rFonts w:eastAsia="Microsoft YaHei"/>
+          <w:b/>
+        </w:rPr>
+        <w:t>外部 Python 进程</w:t>
+      </w:r>
+      <w:r>
+        <w:rPr>
+          <w:rFonts w:eastAsia="Microsoft YaHei"/>
+        </w:rPr>
+        <w:t>驱动（</w:t>
+      </w:r>
+      <w:r>
+        <w:rPr>
+          <w:rFonts w:ascii="Consolas" w:hAnsi="Consolas" w:eastAsia="Microsoft YaHei"/>
+          <w:color w:val="9B2553"/>
+          <w:sz w:val="19"/>
+        </w:rPr>
+        <w:t>mlagents-learn config.yaml</w:t>
+      </w:r>
+      <w:r>
+        <w:rPr>
+          <w:rFonts w:eastAsia="Microsoft YaHei"/>
+        </w:rPr>
+        <w:t xml:space="preserve">，基于 PyTorch 的 PPO），它通过 socket 连接 Unity：接收观测、返回动作、接收奖励，并在场景的众多并行副本上更新网络。它导出一个 </w:t>
+      </w:r>
+      <w:r>
+        <w:rPr>
+          <w:rFonts w:ascii="Consolas" w:hAnsi="Consolas" w:eastAsia="Microsoft YaHei"/>
+          <w:color w:val="9B2553"/>
+          <w:sz w:val="19"/>
+        </w:rPr>
+        <w:t>.onnx</w:t>
+      </w:r>
+      <w:r>
+        <w:rPr>
+          <w:rFonts w:eastAsia="Microsoft YaHei"/>
+        </w:rPr>
+        <w:t xml:space="preserve"> 文件。</w:t>
+      </w:r>
+    </w:p>
+    <w:p>
+      <w:pPr>
+        <w:spacing w:after="120"/>
+      </w:pPr>
+      <w:r>
+        <w:rPr>
+          <w:rFonts w:eastAsia="Microsoft YaHei"/>
+        </w:rPr>
+        <w:t>要</w:t>
+      </w:r>
+      <w:r>
+        <w:rPr>
+          <w:rFonts w:eastAsia="Microsoft YaHei"/>
+          <w:b/>
+        </w:rPr>
+        <w:t>在游戏内运行</w:t>
+      </w:r>
+      <w:r>
+        <w:rPr>
+          <w:rFonts w:eastAsia="Microsoft YaHei"/>
+        </w:rPr>
+        <w:t xml:space="preserve">它有两种方式，都是纯 C#、运行时无需 Python：（1）把 </w:t>
+      </w:r>
+      <w:r>
+        <w:rPr>
+          <w:rFonts w:ascii="Consolas" w:hAnsi="Consolas" w:eastAsia="Microsoft YaHei"/>
+          <w:color w:val="9B2553"/>
+          <w:sz w:val="19"/>
+        </w:rPr>
+        <w:t>.onnx</w:t>
+      </w:r>
+      <w:r>
+        <w:rPr>
+          <w:rFonts w:eastAsia="Microsoft YaHei"/>
+        </w:rPr>
+        <w:t xml:space="preserve"> 赋给智能体的 </w:t>
+      </w:r>
+      <w:r>
+        <w:rPr>
+          <w:rFonts w:eastAsia="Microsoft YaHei"/>
+          <w:b/>
+        </w:rPr>
+        <w:t>Behavior Parameters → Model</w:t>
+      </w:r>
+      <w:r>
+        <w:rPr>
+          <w:rFonts w:eastAsia="Microsoft YaHei"/>
+        </w:rPr>
+        <w:t xml:space="preserve"> 并设为 </w:t>
+      </w:r>
+      <w:r>
+        <w:rPr>
+          <w:rFonts w:eastAsia="Microsoft YaHei"/>
+          <w:b/>
+        </w:rPr>
+        <w:t>Inference Only</w:t>
+      </w:r>
+      <w:r>
+        <w:rPr>
+          <w:rFonts w:eastAsia="Microsoft YaHei"/>
+        </w:rPr>
+        <w:t>——</w:t>
+      </w:r>
+      <w:r>
+        <w:rPr>
+          <w:rFonts w:eastAsia="Microsoft YaHei"/>
+          <w:i/>
+        </w:rPr>
+        <w:t>同一个</w:t>
+      </w:r>
+      <w:r>
+        <w:rPr>
+          <w:rFonts w:eastAsia="Microsoft YaHei"/>
+        </w:rPr>
+        <w:t xml:space="preserve">智能体脚本照常运行，由 </w:t>
+      </w:r>
+      <w:r>
+        <w:rPr>
+          <w:rFonts w:eastAsia="Microsoft YaHei"/>
+          <w:b/>
+        </w:rPr>
+        <w:t>Unity Sentis</w:t>
+      </w:r>
+      <w:r>
+        <w:rPr>
+          <w:rFonts w:eastAsia="Microsoft YaHei"/>
+        </w:rPr>
+        <w:t xml:space="preserve">（前身 Barracuda）来评估网络；或（2）你自己用 Sentis 加载 </w:t>
+      </w:r>
+      <w:r>
+        <w:rPr>
+          <w:rFonts w:ascii="Consolas" w:hAnsi="Consolas" w:eastAsia="Microsoft YaHei"/>
+          <w:color w:val="9B2553"/>
+          <w:sz w:val="19"/>
+        </w:rPr>
+        <w:t>.onnx</w:t>
+      </w:r>
+      <w:r>
+        <w:rPr>
+          <w:rFonts w:eastAsia="Microsoft YaHei"/>
+        </w:rPr>
+        <w:t xml:space="preserve"> 并在自己的代码里做前向传播（这也是运行一个纯 PyTorch 训练模型的方式）。见 </w:t>
+      </w:r>
+      <w:r>
+        <w:rPr>
+          <w:rFonts w:ascii="Consolas" w:hAnsi="Consolas" w:eastAsia="Microsoft YaHei"/>
+          <w:color w:val="9B2553"/>
+          <w:sz w:val="19"/>
+        </w:rPr>
+        <w:t>engine-integration/unity/</w:t>
+      </w:r>
+      <w:r>
+        <w:rPr>
+          <w:rFonts w:eastAsia="Microsoft YaHei"/>
+        </w:rPr>
+        <w:t>。</w:t>
+      </w:r>
+    </w:p>
+    <w:p>
+      <w:pPr>
+        <w:pStyle w:val="Heading3"/>
+      </w:pPr>
+      <w:r>
+        <w:rPr>
+          <w:rFonts w:eastAsia="Microsoft YaHei"/>
+        </w:rPr>
+        <w:t>Unreal——Learning Agents（引擎内训练）+ NNE（推理）</w:t>
+      </w:r>
+    </w:p>
+    <w:p>
+      <w:pPr>
+        <w:spacing w:after="120"/>
+      </w:pPr>
+      <w:r>
+        <w:rPr>
+          <w:rFonts w:eastAsia="Microsoft YaHei"/>
+        </w:rPr>
+        <w:t xml:space="preserve">Unreal 的 </w:t>
+      </w:r>
+      <w:r>
+        <w:rPr>
+          <w:rFonts w:eastAsia="Microsoft YaHei"/>
+          <w:b/>
+        </w:rPr>
+        <w:t>Learning Agents</w:t>
+      </w:r>
+      <w:r>
+        <w:rPr>
+          <w:rFonts w:eastAsia="Microsoft YaHei"/>
+        </w:rPr>
+        <w:t xml:space="preserve"> 插件走的是另一条路：训练用 C++ </w:t>
+      </w:r>
+      <w:r>
+        <w:rPr>
+          <w:rFonts w:eastAsia="Microsoft YaHei"/>
+          <w:b/>
+        </w:rPr>
+        <w:t>在引擎内部</w:t>
+      </w:r>
+      <w:r>
+        <w:rPr>
+          <w:rFonts w:eastAsia="Microsoft YaHei"/>
+        </w:rPr>
+        <w:t>运行——</w:t>
+      </w:r>
+      <w:r>
+        <w:rPr>
+          <w:rFonts w:eastAsia="Microsoft YaHei"/>
+          <w:i/>
+        </w:rPr>
+        <w:t>没有外部 Python 训练器</w:t>
+      </w:r>
+      <w:r>
+        <w:rPr>
+          <w:rFonts w:eastAsia="Microsoft YaHei"/>
+        </w:rPr>
+        <w:t xml:space="preserve">。你写一个 </w:t>
+      </w:r>
+      <w:r>
+        <w:rPr>
+          <w:rFonts w:eastAsia="Microsoft YaHei"/>
+          <w:b/>
+        </w:rPr>
+        <w:t>Interactor</w:t>
+      </w:r>
+      <w:r>
+        <w:rPr>
+          <w:rFonts w:eastAsia="Microsoft YaHei"/>
+        </w:rPr>
+        <w:t xml:space="preserve">（定义观测与动作）、一个 </w:t>
+      </w:r>
+      <w:r>
+        <w:rPr>
+          <w:rFonts w:eastAsia="Microsoft YaHei"/>
+          <w:b/>
+        </w:rPr>
+        <w:t>Trainer</w:t>
+      </w:r>
+      <w:r>
+        <w:rPr>
+          <w:rFonts w:eastAsia="Microsoft YaHei"/>
+        </w:rPr>
+        <w:t xml:space="preserve">（定义奖励与完成）、以及一个 </w:t>
+      </w:r>
+      <w:r>
+        <w:rPr>
+          <w:rFonts w:eastAsia="Microsoft YaHei"/>
+          <w:b/>
+        </w:rPr>
+        <w:t>Policy</w:t>
+      </w:r>
+      <w:r>
+        <w:rPr>
+          <w:rFonts w:eastAsia="Microsoft YaHei"/>
+        </w:rPr>
+        <w:t xml:space="preserve">（网络）；每个引擎 tick 推进一步 PPO，通常把游戏加速并让许多智能体并行。推理时你去掉训练器，只跑 Interactor + Policy。另外，Unreal 的 </w:t>
+      </w:r>
+      <w:r>
+        <w:rPr>
+          <w:rFonts w:eastAsia="Microsoft YaHei"/>
+          <w:b/>
+        </w:rPr>
+        <w:t>NNE（神经网络引擎）</w:t>
+      </w:r>
+      <w:r>
+        <w:rPr>
+          <w:rFonts w:eastAsia="Microsoft YaHei"/>
+        </w:rPr>
+        <w:t xml:space="preserve">在运行时加载并运行任意 </w:t>
+      </w:r>
+      <w:r>
+        <w:rPr>
+          <w:rFonts w:eastAsia="Microsoft YaHei"/>
+          <w:b/>
+        </w:rPr>
+        <w:t>ONNX</w:t>
+      </w:r>
+      <w:r>
+        <w:rPr>
+          <w:rFonts w:eastAsia="Microsoft YaHei"/>
+        </w:rPr>
+        <w:t xml:space="preserve"> 模型（Unity Sentis 的对应物）——因此一个 Python 训练的模型也能在 Unreal 游戏里运行。见 </w:t>
+      </w:r>
+      <w:r>
+        <w:rPr>
+          <w:rFonts w:ascii="Consolas" w:hAnsi="Consolas" w:eastAsia="Microsoft YaHei"/>
+          <w:color w:val="9B2553"/>
+          <w:sz w:val="19"/>
+        </w:rPr>
+        <w:t>engine-integration/unreal/</w:t>
+      </w:r>
+      <w:r>
+        <w:rPr>
+          <w:rFonts w:eastAsia="Microsoft YaHei"/>
+        </w:rPr>
+        <w:t>。</w:t>
+      </w:r>
+      <w:r>
+        <w:rPr>
+          <w:rFonts w:eastAsia="Microsoft YaHei"/>
+          <w:i/>
+        </w:rPr>
+        <w:t>（Learning Agents 是实验性的，其 API 在不同引擎版本间会变。）</w:t>
+      </w:r>
+    </w:p>
+    <w:p>
+      <w:pPr>
+        <w:pStyle w:val="Heading3"/>
+      </w:pPr>
+      <w:r>
+        <w:rPr>
+          <w:rFonts w:eastAsia="Microsoft YaHei"/>
+        </w:rPr>
+        <w:t>一览</w:t>
+      </w:r>
+    </w:p>
+    <w:tbl>
+      <w:tblPr>
+        <w:tblStyle w:val="TableGrid"/>
+        <w:tblW w:type="auto" w:w="0"/>
+        <w:jc w:val="center"/>
+        <w:tblLook w:firstColumn="1" w:firstRow="1" w:lastColumn="0" w:lastRow="0" w:noHBand="0" w:noVBand="1" w:val="04A0"/>
+      </w:tblPr>
+      <w:tblGrid>
+        <w:gridCol w:w="3216"/>
+        <w:gridCol w:w="3216"/>
+        <w:gridCol w:w="3216"/>
+      </w:tblGrid>
+      <w:tr>
+        <w:tc>
+          <w:tcPr>
+            <w:tcW w:type="dxa" w:w="3216"/>
+            <w:shd w:val="clear" w:fill="2B5C8A"/>
+          </w:tcPr>
+          <w:p>
+            <w:r>
+              <w:rPr>
+                <w:rFonts w:eastAsia="Microsoft YaHei"/>
+              </w:rPr>
+            </w:r>
+            <w:r>
+              <w:rPr>
+                <w:rFonts w:ascii="Arial" w:hAnsi="Arial" w:eastAsia="Microsoft YaHei"/>
+                <w:b/>
+                <w:color w:val="FFFFFF"/>
+                <w:sz w:val="19"/>
+              </w:rPr>
+            </w:r>
+          </w:p>
+        </w:tc>
+        <w:tc>
+          <w:tcPr>
+            <w:tcW w:type="dxa" w:w="3216"/>
+            <w:shd w:val="clear" w:fill="2B5C8A"/>
+          </w:tcPr>
+          <w:p>
+            <w:r>
+              <w:rPr>
+                <w:rFonts w:eastAsia="Microsoft YaHei"/>
+              </w:rPr>
+            </w:r>
+            <w:r>
+              <w:rPr>
+                <w:rFonts w:ascii="Arial" w:hAnsi="Arial" w:eastAsia="Microsoft YaHei"/>
+                <w:b/>
+                <w:color w:val="FFFFFF"/>
+                <w:sz w:val="19"/>
+              </w:rPr>
+              <w:t>Unity ML-Agents</w:t>
+            </w:r>
+          </w:p>
+        </w:tc>
+        <w:tc>
+          <w:tcPr>
+            <w:tcW w:type="dxa" w:w="3216"/>
+            <w:shd w:val="clear" w:fill="2B5C8A"/>
+          </w:tcPr>
+          <w:p>
+            <w:r>
+              <w:rPr>
+                <w:rFonts w:eastAsia="Microsoft YaHei"/>
+              </w:rPr>
+            </w:r>
+            <w:r>
+              <w:rPr>
+                <w:rFonts w:ascii="Arial" w:hAnsi="Arial" w:eastAsia="Microsoft YaHei"/>
+                <w:b/>
+                <w:color w:val="FFFFFF"/>
+                <w:sz w:val="19"/>
+              </w:rPr>
+              <w:t>Unreal Learning Agents</w:t>
+            </w:r>
+          </w:p>
+        </w:tc>
+      </w:tr>
+      <w:tr>
+        <w:tc>
+          <w:tcPr>
+            <w:tcW w:type="dxa" w:w="3216"/>
+          </w:tcPr>
+          <w:p>
+            <w:r>
+              <w:rPr>
+                <w:rFonts w:eastAsia="Microsoft YaHei"/>
+                <w:sz w:val="18"/>
+              </w:rPr>
+              <w:t>你写什么</w:t>
+            </w:r>
+          </w:p>
+        </w:tc>
+        <w:tc>
+          <w:tcPr>
+            <w:tcW w:type="dxa" w:w="3216"/>
+          </w:tcPr>
+          <w:p>
+            <w:r>
+              <w:rPr>
+                <w:rFonts w:eastAsia="Microsoft YaHei"/>
+                <w:sz w:val="18"/>
+              </w:rPr>
+              <w:t>C# 智能体 + YAML</w:t>
+            </w:r>
+          </w:p>
+        </w:tc>
+        <w:tc>
+          <w:tcPr>
+            <w:tcW w:type="dxa" w:w="3216"/>
+          </w:tcPr>
+          <w:p>
+            <w:r>
+              <w:rPr>
+                <w:rFonts w:eastAsia="Microsoft YaHei"/>
+                <w:sz w:val="18"/>
+              </w:rPr>
+              <w:t>C++ / 蓝图</w:t>
+            </w:r>
+          </w:p>
+        </w:tc>
+      </w:tr>
+      <w:tr>
+        <w:tc>
+          <w:tcPr>
+            <w:tcW w:type="dxa" w:w="3216"/>
+            <w:shd w:val="clear" w:fill="F3F6F9"/>
+          </w:tcPr>
+          <w:p>
+            <w:r>
+              <w:rPr>
+                <w:rFonts w:eastAsia="Microsoft YaHei"/>
+                <w:sz w:val="18"/>
+              </w:rPr>
+              <w:t>训练在哪运行</w:t>
+            </w:r>
+          </w:p>
+        </w:tc>
+        <w:tc>
+          <w:tcPr>
+            <w:tcW w:type="dxa" w:w="3216"/>
+            <w:shd w:val="clear" w:fill="F3F6F9"/>
+          </w:tcPr>
+          <w:p>
+            <w:r>
+              <w:rPr>
+                <w:rFonts w:eastAsia="Microsoft YaHei"/>
+                <w:sz w:val="18"/>
+              </w:rPr>
+              <w:t>外部 Python（PyTorch）</w:t>
+            </w:r>
+          </w:p>
+        </w:tc>
+        <w:tc>
+          <w:tcPr>
+            <w:tcW w:type="dxa" w:w="3216"/>
+            <w:shd w:val="clear" w:fill="F3F6F9"/>
+          </w:tcPr>
+          <w:p>
+            <w:r>
+              <w:rPr>
+                <w:rFonts w:eastAsia="Microsoft YaHei"/>
+                <w:sz w:val="18"/>
+              </w:rPr>
+              <w:t>引擎内（C++ PPO）</w:t>
+            </w:r>
+          </w:p>
+        </w:tc>
+      </w:tr>
+      <w:tr>
+        <w:tc>
+          <w:tcPr>
+            <w:tcW w:type="dxa" w:w="3216"/>
+          </w:tcPr>
+          <w:p>
+            <w:r>
+              <w:rPr>
+                <w:rFonts w:eastAsia="Microsoft YaHei"/>
+                <w:sz w:val="18"/>
+              </w:rPr>
+              <w:t>游戏内运行模型</w:t>
+            </w:r>
+          </w:p>
+        </w:tc>
+        <w:tc>
+          <w:tcPr>
+            <w:tcW w:type="dxa" w:w="3216"/>
+          </w:tcPr>
+          <w:p>
+            <w:r>
+              <w:rPr>
+                <w:rFonts w:eastAsia="Microsoft YaHei"/>
+                <w:sz w:val="18"/>
+              </w:rPr>
+              <w:t>Sentis（原 Barracuda）</w:t>
+            </w:r>
+          </w:p>
+        </w:tc>
+        <w:tc>
+          <w:tcPr>
+            <w:tcW w:type="dxa" w:w="3216"/>
+          </w:tcPr>
+          <w:p>
+            <w:r>
+              <w:rPr>
+                <w:rFonts w:eastAsia="Microsoft YaHei"/>
+                <w:sz w:val="18"/>
+              </w:rPr>
+              <w:t>NNE</w:t>
+            </w:r>
+          </w:p>
+        </w:tc>
+      </w:tr>
+      <w:tr>
+        <w:tc>
+          <w:tcPr>
+            <w:tcW w:type="dxa" w:w="3216"/>
+            <w:shd w:val="clear" w:fill="F3F6F9"/>
+          </w:tcPr>
+          <w:p>
+            <w:r>
+              <w:rPr>
+                <w:rFonts w:eastAsia="Microsoft YaHei"/>
+                <w:sz w:val="18"/>
+              </w:rPr>
+              <w:t>运行 Python 训练的 ONNX</w:t>
+            </w:r>
+          </w:p>
+        </w:tc>
+        <w:tc>
+          <w:tcPr>
+            <w:tcW w:type="dxa" w:w="3216"/>
+            <w:shd w:val="clear" w:fill="F3F6F9"/>
+          </w:tcPr>
+          <w:p>
+            <w:r>
+              <w:rPr>
+                <w:rFonts w:eastAsia="Microsoft YaHei"/>
+                <w:sz w:val="18"/>
+              </w:rPr>
+              <w:t>是（Sentis）</w:t>
+            </w:r>
+          </w:p>
+        </w:tc>
+        <w:tc>
+          <w:tcPr>
+            <w:tcW w:type="dxa" w:w="3216"/>
+            <w:shd w:val="clear" w:fill="F3F6F9"/>
+          </w:tcPr>
+          <w:p>
+            <w:r>
+              <w:rPr>
+                <w:rFonts w:eastAsia="Microsoft YaHei"/>
+                <w:sz w:val="18"/>
+              </w:rPr>
+              <w:t>是（NNE）</w:t>
+            </w:r>
+          </w:p>
+        </w:tc>
+      </w:tr>
+      <w:tr>
+        <w:tc>
+          <w:tcPr>
+            <w:tcW w:type="dxa" w:w="3216"/>
+          </w:tcPr>
+          <w:p>
+            <w:r>
+              <w:rPr>
+                <w:rFonts w:eastAsia="Microsoft YaHei"/>
+                <w:sz w:val="18"/>
+              </w:rPr>
+              <w:t>成熟度</w:t>
+            </w:r>
+          </w:p>
+        </w:tc>
+        <w:tc>
+          <w:tcPr>
+            <w:tcW w:type="dxa" w:w="3216"/>
+          </w:tcPr>
+          <w:p>
+            <w:r>
+              <w:rPr>
+                <w:rFonts w:eastAsia="Microsoft YaHei"/>
+                <w:sz w:val="18"/>
+              </w:rPr>
+              <w:t>稳定、广泛使用</w:t>
+            </w:r>
+          </w:p>
+        </w:tc>
+        <w:tc>
+          <w:tcPr>
+            <w:tcW w:type="dxa" w:w="3216"/>
+          </w:tcPr>
+          <w:p>
+            <w:r>
+              <w:rPr>
+                <w:rFonts w:eastAsia="Microsoft YaHei"/>
+                <w:sz w:val="18"/>
+              </w:rPr>
+              <w:t>实验性</w:t>
+            </w:r>
+          </w:p>
+        </w:tc>
+      </w:tr>
+    </w:tbl>
+    <w:p/>
+    <w:p>
+      <w:pPr>
+        <w:spacing w:after="120"/>
+      </w:pPr>
+      <w:r>
+        <w:rPr>
+          <w:rFonts w:eastAsia="Microsoft YaHei"/>
+        </w:rPr>
+        <w:t>全书的主线最后再回响一次：</w:t>
+      </w:r>
+      <w:r>
+        <w:rPr>
+          <w:rFonts w:eastAsia="Microsoft YaHei"/>
+          <w:i/>
+        </w:rPr>
+        <w:t>算法</w:t>
+      </w:r>
+      <w:r>
+        <w:rPr>
+          <w:rFonts w:eastAsia="Microsoft YaHei"/>
+        </w:rPr>
+        <w:t>才是真正的内容；</w:t>
+      </w:r>
+      <w:r>
+        <w:rPr>
+          <w:rFonts w:eastAsia="Microsoft YaHei"/>
+          <w:i/>
+        </w:rPr>
+        <w:t>语言</w:t>
+      </w:r>
+      <w:r>
+        <w:rPr>
+          <w:rFonts w:eastAsia="Microsoft YaHei"/>
+        </w:rPr>
+        <w:t>只是交付方式的选择——用 Python 学它，用 C#/C++ 发布它，以及（如本仓库的交互实验室）用 JavaScript 演示它。</w:t>
+      </w:r>
+    </w:p>
+    <w:p>
+      <w:pPr>
+        <w:spacing w:after="120"/>
+      </w:pPr>
+      <w:r>
+        <w:rPr>
+          <w:rFonts w:eastAsia="Microsoft YaHei"/>
+          <w:i/>
+        </w:rPr>
+        <w:t>全书完。可运行的算法代码位于 [`../samples`](../samples)；引擎集成参考代码在 [`../engine-integration`](../engine-integration)；简明双语指南在[这里（英文）](game-ai-guide.en.md)与[这里（中文）](game-ai-guide.zh.md)。作为 [GameAI](../README.md) 仓库的教学配套而作。</w:t>
       </w:r>
     </w:p>
     <w:sectPr>

--- a/docs/game-ai-book.zh.docx
+++ b/docs/game-ai-book.zh.docx
@@ -12714,6 +12714,123 @@
           <w:i/>
         </w:rPr>
         <w:t>（Learning Agents 是实验性的，其 API 在不同引擎版本间会变。）</w:t>
+      </w:r>
+    </w:p>
+    <w:p>
+      <w:pPr>
+        <w:pStyle w:val="Heading3"/>
+      </w:pPr>
+      <w:r>
+        <w:rPr>
+          <w:rFonts w:eastAsia="Microsoft YaHei"/>
+        </w:rPr>
+        <w:t>训练中的人类反馈</w:t>
+      </w:r>
+    </w:p>
+    <w:p>
+      <w:pPr>
+        <w:spacing w:after="120"/>
+      </w:pPr>
+      <w:r>
+        <w:rPr>
+          <w:rFonts w:eastAsia="Microsoft YaHei"/>
+        </w:rPr>
+        <w:t>除了固定的奖励函数，你还可以把</w:t>
+      </w:r>
+      <w:r>
+        <w:rPr>
+          <w:rFonts w:eastAsia="Microsoft YaHei"/>
+          <w:b/>
+        </w:rPr>
+        <w:t>人放进训练回路</w:t>
+      </w:r>
+      <w:r>
+        <w:rPr>
+          <w:rFonts w:eastAsia="Microsoft YaHei"/>
+        </w:rPr>
+        <w:t>：训练时操作者按键实时奖励或惩罚它，这些信号折入优化器最大化的</w:t>
+      </w:r>
+      <w:r>
+        <w:rPr>
+          <w:rFonts w:eastAsia="Microsoft YaHei"/>
+          <w:i/>
+        </w:rPr>
+        <w:t>同一个</w:t>
+      </w:r>
+      <w:r>
+        <w:rPr>
+          <w:rFonts w:eastAsia="Microsoft YaHei"/>
+        </w:rPr>
+        <w:t>奖励——这是 TAMER / RLHF 的一种简单形式。</w:t>
+      </w:r>
+      <w:r>
+        <w:rPr>
+          <w:rFonts w:eastAsia="Microsoft YaHei"/>
+          <w:color w:val="2B5C8A"/>
+          <w:u w:val="single"/>
+        </w:rPr>
+        <w:t>`../engine-integration`</w:t>
+      </w:r>
+      <w:r>
+        <w:rPr>
+          <w:rFonts w:eastAsia="Microsoft YaHei"/>
+        </w:rPr>
+        <w:t xml:space="preserve"> 中两个完整项目都实现了这一点（Unity 的 </w:t>
+      </w:r>
+      <w:r>
+        <w:rPr>
+          <w:rFonts w:ascii="Consolas" w:hAnsi="Consolas" w:eastAsia="Microsoft YaHei"/>
+          <w:color w:val="9B2553"/>
+          <w:sz w:val="19"/>
+        </w:rPr>
+        <w:t>HumanFeedback.cs</w:t>
+      </w:r>
+      <w:r>
+        <w:rPr>
+          <w:rFonts w:eastAsia="Microsoft YaHei"/>
+        </w:rPr>
+        <w:t xml:space="preserve">；Unreal 的 </w:t>
+      </w:r>
+      <w:r>
+        <w:rPr>
+          <w:rFonts w:ascii="Consolas" w:hAnsi="Consolas" w:eastAsia="Microsoft YaHei"/>
+          <w:color w:val="9B2553"/>
+          <w:sz w:val="19"/>
+        </w:rPr>
+        <w:t>RollerManager</w:t>
+      </w:r>
+      <w:r>
+        <w:rPr>
+          <w:rFonts w:eastAsia="Microsoft YaHei"/>
+        </w:rPr>
+        <w:t xml:space="preserve"> + </w:t>
+      </w:r>
+      <w:r>
+        <w:rPr>
+          <w:rFonts w:ascii="Consolas" w:hAnsi="Consolas" w:eastAsia="Microsoft YaHei"/>
+          <w:color w:val="9B2553"/>
+          <w:sz w:val="19"/>
+        </w:rPr>
+        <w:t>MoveTrainer</w:t>
+      </w:r>
+      <w:r>
+        <w:rPr>
+          <w:rFonts w:eastAsia="Microsoft YaHei"/>
+        </w:rPr>
+        <w:t>），并同时展示了从录制的人类演示中</w:t>
+      </w:r>
+      <w:r>
+        <w:rPr>
+          <w:rFonts w:eastAsia="Microsoft YaHei"/>
+          <w:b/>
+        </w:rPr>
+        <w:t>模仿学习</w:t>
+      </w:r>
+      <w:r>
+        <w:rPr>
+          <w:rFonts w:eastAsia="Microsoft YaHei"/>
+        </w:rPr>
+        <w:t>（行为克隆 + GAIL）。Unity 示例是一个可导入的项目，运行时自建场景；Unreal 示例是一个完整的 C++ 项目脚手架。</w:t>
       </w:r>
     </w:p>
     <w:p>
